--- a/TSEG WORKS_利用者マニュアル.docx
+++ b/TSEG WORKS_利用者マニュアル.docx
@@ -85,6 +85,46 @@
     <w:p>
       <w:r>
         <w:br w:type="page"/>
+      </w:r>
+    </w:p>
+    <w:p>
+      <w:r>
+        <w:t>1. はじめに（1-1 TSEG WORKSとは ／ 1-2 アクセス方法）</w:t>
+      </w:r>
+    </w:p>
+    <w:p>
+      <w:r>
+        <w:t>2. ホーム画面とメニュー</w:t>
+      </w:r>
+    </w:p>
+    <w:p>
+      <w:r>
+        <w:t>3. FMP SEARCH（写真・動画・指令書PDF検索）（3-1 検索のしかた ／ 3-2 絞り込みフィルタ ／ 3-3 写真・動画・PDFの見かた）</w:t>
+      </w:r>
+    </w:p>
+    <w:p>
+      <w:r>
+        <w:t>4. 工番検索（4-1 検索のしかた ／ 4-2 完成・未成で絞り込む ／ 4-3 写真へジャンプ）</w:t>
+      </w:r>
+    </w:p>
+    <w:p>
+      <w:r>
+        <w:t>5. 納入先検索</w:t>
+      </w:r>
+    </w:p>
+    <w:p>
+      <w:r>
+        <w:t>6. 部品在庫検索（6-1 検索のしかた ／ 6-2 表示される項目）</w:t>
+      </w:r>
+    </w:p>
+    <w:p>
+      <w:r>
+        <w:t>7. 使い方のヒント・注意</w:t>
+      </w:r>
+    </w:p>
+    <w:p>
+      <w:r>
+        <w:t>8. 改訂履歴</w:t>
       </w:r>
     </w:p>
     <w:p>

--- a/TSEG WORKS_利用者マニュアル.docx
+++ b/TSEG WORKS_利用者マニュアル.docx
@@ -84,47 +84,47 @@
     </w:sdt>
     <w:p>
       <w:r>
+        <w:t>1. はじめに（1-1 TSEG WORKSとは ／ 1-2 アクセス方法）</w:t>
+      </w:r>
+    </w:p>
+    <w:p>
+      <w:r>
+        <w:t>2. ホーム画面とメニュー</w:t>
+      </w:r>
+    </w:p>
+    <w:p>
+      <w:r>
+        <w:t>3. FMP SEARCH（写真・動画・指令書PDF検索）（3-1 検索のしかた ／ 3-2 絞り込みフィルタ ／ 3-3 写真・動画・PDFの見かた）</w:t>
+      </w:r>
+    </w:p>
+    <w:p>
+      <w:r>
+        <w:t>4. 工番検索（4-1 検索のしかた ／ 4-2 完成・未成で絞り込む ／ 4-3 写真へジャンプ）</w:t>
+      </w:r>
+    </w:p>
+    <w:p>
+      <w:r>
+        <w:t>5. 納入先検索</w:t>
+      </w:r>
+    </w:p>
+    <w:p>
+      <w:r>
+        <w:t>6. 部品在庫検索（6-1 検索のしかた ／ 6-2 表示される項目）</w:t>
+      </w:r>
+    </w:p>
+    <w:p>
+      <w:r>
+        <w:t>7. 使い方のヒント・注意</w:t>
+      </w:r>
+    </w:p>
+    <w:p>
+      <w:r>
+        <w:t>8. 改訂履歴</w:t>
+      </w:r>
+    </w:p>
+    <w:p>
+      <w:r>
         <w:br w:type="page"/>
-      </w:r>
-    </w:p>
-    <w:p>
-      <w:r>
-        <w:t>1. はじめに（1-1 TSEG WORKSとは ／ 1-2 アクセス方法）</w:t>
-      </w:r>
-    </w:p>
-    <w:p>
-      <w:r>
-        <w:t>2. ホーム画面とメニュー</w:t>
-      </w:r>
-    </w:p>
-    <w:p>
-      <w:r>
-        <w:t>3. FMP SEARCH（写真・動画・指令書PDF検索）（3-1 検索のしかた ／ 3-2 絞り込みフィルタ ／ 3-3 写真・動画・PDFの見かた）</w:t>
-      </w:r>
-    </w:p>
-    <w:p>
-      <w:r>
-        <w:t>4. 工番検索（4-1 検索のしかた ／ 4-2 完成・未成で絞り込む ／ 4-3 写真へジャンプ）</w:t>
-      </w:r>
-    </w:p>
-    <w:p>
-      <w:r>
-        <w:t>5. 納入先検索</w:t>
-      </w:r>
-    </w:p>
-    <w:p>
-      <w:r>
-        <w:t>6. 部品在庫検索（6-1 検索のしかた ／ 6-2 表示される項目）</w:t>
-      </w:r>
-    </w:p>
-    <w:p>
-      <w:r>
-        <w:t>7. 使い方のヒント・注意</w:t>
-      </w:r>
-    </w:p>
-    <w:p>
-      <w:r>
-        <w:t>8. 改訂履歴</w:t>
       </w:r>
     </w:p>
     <w:p>

--- a/TSEG WORKS_利用者マニュアル.docx
+++ b/TSEG WORKS_利用者マニュアル.docx
@@ -104,7 +104,7 @@
     </w:p>
     <w:p>
       <w:r>
-        <w:t>5. 納入先検索</w:t>
+        <w:t>5. 顧客検索</w:t>
       </w:r>
     </w:p>
     <w:p>
@@ -114,12 +114,17 @@
     </w:p>
     <w:p>
       <w:r>
-        <w:t>7. 使い方のヒント・注意</w:t>
-      </w:r>
-    </w:p>
-    <w:p>
-      <w:r>
-        <w:t>8. 改訂履歴</w:t>
+        <w:t>7. 動治工具・測定具・消耗品検索（寄居・綾瀬の工具/測定具/消耗品）</w:t>
+      </w:r>
+    </w:p>
+    <w:p>
+      <w:r>
+        <w:t>8. 使い方のヒント・注意</w:t>
+      </w:r>
+    </w:p>
+    <w:p>
+      <w:r>
+        <w:t>9. 改訂履歴</w:t>
       </w:r>
     </w:p>
     <w:p>
@@ -179,7 +184,7 @@
     </w:p>
     <w:p>
       <w:r>
-        <w:t>現在のメニューは次の4つです。①FMP SEARCH（写真・動画・指令書PDF検索）／②工番検索／③納入先検索／④部品在庫検索（寄居・綾瀬の貯蔵品）。</w:t>
+        <w:t>現在のメニューは次の5つです。①FMP SEARCH（写真・動画・指令書PDF検索）／②工番検索／③顧客検索／④部品在庫検索（寄居・綾瀬の貯蔵品）／⑤動治工具・測定具・消耗品検索。</w:t>
       </w:r>
     </w:p>
     <w:p>
@@ -918,12 +923,7 @@
         <w:spacing w:after="120" w:before="280"/>
       </w:pPr>
       <w:r>
-        <w:rPr>
-          <w:rFonts w:ascii="Yu Gothic" w:cs="Yu Gothic" w:eastAsia="Yu Gothic" w:hAnsi="Yu Gothic"/>
-          <w:b/>
-          <w:bCs/>
-        </w:rPr>
-        <w:t xml:space="preserve">5. 納入先検索</w:t>
+        <w:t>5. 顧客検索</w:t>
       </w:r>
     </w:p>
     <w:p>
@@ -1084,7 +1084,7 @@
         <w:spacing w:after="40"/>
       </w:pPr>
       <w:r>
-        <w:t>カテゴリ / 棚番 / 型式・品名 / 用途・仕様 / メーカー / 仕入先 / 数量 / 見積単価</w:t>
+        <w:t>カテゴリ / 棚番 / 型式・品名 / 用途・仕様 / メーカー / 数量 / 見積単価</w:t>
       </w:r>
     </w:p>
     <w:p>
@@ -1096,6 +1096,44 @@
           <w:rFonts w:ascii="Yu Gothic" w:cs="Yu Gothic" w:eastAsia="Yu Gothic" w:hAnsi="Yu Gothic"/>
         </w:rPr>
         <w:t xml:space="preserve">※ 画面上部に「在庫データ更新日」と「登録品目数」が表示されます。在庫表の更新後に反映されます。</w:t>
+      </w:r>
+    </w:p>
+    <w:p>
+      <w:pPr>
+        <w:pStyle w:val="Heading1"/>
+      </w:pPr>
+      <w:r>
+        <w:t>7. 動治工具・測定具・消耗品検索</w:t>
+      </w:r>
+    </w:p>
+    <w:p>
+      <w:r>
+        <w:t>寄居・綾瀬の動治工具・測定具・消耗品を、品名・型式・仕様・メーカーから探すメニューです。</w:t>
+      </w:r>
+    </w:p>
+    <w:p>
+      <w:r>
+        <w:t>1. 「キーワード」に品名・型式・仕様・メーカーのいずれかの一部を入力します(例: トルクレンチ / ミツトヨ / T4MN300)。</w:t>
+      </w:r>
+    </w:p>
+    <w:p>
+      <w:r>
+        <w:t>2. 「拠点で絞り込み」で 寄居 / 綾瀬 を選べます。</w:t>
+      </w:r>
+    </w:p>
+    <w:p>
+      <w:r>
+        <w:t>3. 「カテゴリで絞り込み」でメカ動治工具・測定具・電気などの分類で絞れます。</w:t>
+      </w:r>
+    </w:p>
+    <w:p>
+      <w:r>
+        <w:t>4. 表示項目: 拠点 / カテゴリ / 品名 / 型式 / 仕様・用途 / メーカー / 個数 / 単位</w:t>
+      </w:r>
+    </w:p>
+    <w:p>
+      <w:r>
+        <w:t>※ 元データは寄居・綾瀬の工具リスト(Excel)です。毎晩自動で最新化されます。</w:t>
       </w:r>
     </w:p>
     <w:p>
@@ -1104,12 +1142,7 @@
         <w:spacing w:after="120" w:before="280"/>
       </w:pPr>
       <w:r>
-        <w:rPr>
-          <w:rFonts w:ascii="Yu Gothic" w:cs="Yu Gothic" w:eastAsia="Yu Gothic" w:hAnsi="Yu Gothic"/>
-          <w:b/>
-          <w:bCs/>
-        </w:rPr>
-        <w:t xml:space="preserve">7. 使い方のヒント・注意</w:t>
+        <w:t>8. 使い方のヒント・注意</w:t>
       </w:r>
     </w:p>
     <w:p>
@@ -1151,10 +1184,7 @@
         <w:spacing w:after="40"/>
       </w:pPr>
       <w:r>
-        <w:rPr>
-          <w:rFonts w:ascii="Yu Gothic" w:cs="Yu Gothic" w:eastAsia="Yu Gothic" w:hAnsi="Yu Gothic"/>
-        </w:rPr>
-        <w:t xml:space="preserve">工番検索・納入先検索は「写真がある工番」を対象に集計しています。写真がまだ無い新しい工番は出ないことがあります。</w:t>
+        <w:t>工番検索・顧客検索は「写真がある工番」を対象に集計しています。写真がまだ無い新しい工番は出ないことがあります。</w:t>
       </w:r>
     </w:p>
     <w:p>
@@ -1179,12 +1209,7 @@
         <w:spacing w:after="120" w:before="280"/>
       </w:pPr>
       <w:r>
-        <w:rPr>
-          <w:rFonts w:ascii="Yu Gothic" w:cs="Yu Gothic" w:eastAsia="Yu Gothic" w:hAnsi="Yu Gothic"/>
-          <w:b/>
-          <w:bCs/>
-        </w:rPr>
-        <w:t xml:space="preserve">8. 改訂履歴</w:t>
+        <w:t>9. 改訂履歴</w:t>
       </w:r>
     </w:p>
     <w:tbl>
